--- a/dosyalar/bep/arapca-9-sinif-bep-performans.docx
+++ b/dosyalar/bep/arapca-9-sinif-bep-performans.docx
@@ -13704,7 +13704,7 @@
                 <w:rtl/>
                 <w:lang w:bidi="ar-SA"/>
               </w:rPr>
-              <w:t xml:space="preserve">مَساء الْخَيْر</w:t>
+              <w:t xml:space="preserve">مَساء الخَيْر</w:t>
             </w:r>
           </w:p>
           <w:p>
@@ -14826,7 +14826,7 @@
                 <w:rtl/>
                 <w:lang w:bidi="ar-SA"/>
               </w:rPr>
-              <w:t xml:space="preserve">غُرْفَة الْجُلوس</w:t>
+              <w:t xml:space="preserve">غُرْفَة الجُلوس</w:t>
             </w:r>
           </w:p>
           <w:p>

--- a/dosyalar/bep/arapca-9-sinif-bep-performans.docx
+++ b/dosyalar/bep/arapca-9-sinif-bep-performans.docx
@@ -81,7 +81,7 @@
                 <w:sz w:val="18"/>
                 <w:szCs w:val="18"/>
               </w:rPr>
-              <w:t xml:space="preserve">2026-2027 · Arapça Dersi · 9. Sınıf · 2025 Arapça Dersi Öğretim Programı (9-10. sınıflar)</w:t>
+              <w:t xml:space="preserve">2026-2027 · Arapça Dersi · 9. Sınıf · Arapça Dersi Öğretim Programı (9-10. sınıflar)</w:t>
             </w:r>
           </w:p>
         </w:tc>
